--- a/docs/guides/DitaStudio-User-Guide.docx
+++ b/docs/guides/DitaStudio-User-Guide.docx
@@ -611,7 +611,7 @@
                     <pic:cNvPicPr/>
                   </pic:nvPicPr>
                   <pic:blipFill>
-                    <a:blip xmlns:r="http://schemas.openxmlformats.org/officeDocument/2006/relationships" r:embed="R2cb17565a8f145da"/>
+                    <a:blip xmlns:r="http://schemas.openxmlformats.org/officeDocument/2006/relationships" r:embed="Rc9167ad17e5f49a1"/>
                     <a:stretch>
                       <a:fillRect/>
                     </a:stretch>
@@ -799,7 +799,7 @@
                     <pic:cNvPicPr/>
                   </pic:nvPicPr>
                   <pic:blipFill>
-                    <a:blip xmlns:r="http://schemas.openxmlformats.org/officeDocument/2006/relationships" r:embed="R1b8966db398a4b79"/>
+                    <a:blip xmlns:r="http://schemas.openxmlformats.org/officeDocument/2006/relationships" r:embed="R503fe24517524926"/>
                     <a:stretch>
                       <a:fillRect/>
                     </a:stretch>
@@ -1508,7 +1508,7 @@
                     <pic:cNvPicPr/>
                   </pic:nvPicPr>
                   <pic:blipFill>
-                    <a:blip xmlns:r="http://schemas.openxmlformats.org/officeDocument/2006/relationships" r:embed="Rf4363142758b4288"/>
+                    <a:blip xmlns:r="http://schemas.openxmlformats.org/officeDocument/2006/relationships" r:embed="R1da4ce1c14d6406b"/>
                     <a:stretch>
                       <a:fillRect/>
                     </a:stretch>
@@ -1571,7 +1571,7 @@
                     <pic:cNvPicPr/>
                   </pic:nvPicPr>
                   <pic:blipFill>
-                    <a:blip xmlns:r="http://schemas.openxmlformats.org/officeDocument/2006/relationships" r:embed="R9c7887ba6bfb41e1"/>
+                    <a:blip xmlns:r="http://schemas.openxmlformats.org/officeDocument/2006/relationships" r:embed="R4f61366b15ce44aa"/>
                     <a:stretch>
                       <a:fillRect/>
                     </a:stretch>
@@ -3308,7 +3308,7 @@
                     <pic:cNvPicPr/>
                   </pic:nvPicPr>
                   <pic:blipFill>
-                    <a:blip xmlns:r="http://schemas.openxmlformats.org/officeDocument/2006/relationships" r:embed="R6e191b5f75564f78"/>
+                    <a:blip xmlns:r="http://schemas.openxmlformats.org/officeDocument/2006/relationships" r:embed="R54a36d924c994f53"/>
                     <a:stretch>
                       <a:fillRect/>
                     </a:stretch>
@@ -3646,7 +3646,7 @@
                     <pic:cNvPicPr/>
                   </pic:nvPicPr>
                   <pic:blipFill>
-                    <a:blip xmlns:r="http://schemas.openxmlformats.org/officeDocument/2006/relationships" r:embed="Ra80e1f7df4084249"/>
+                    <a:blip xmlns:r="http://schemas.openxmlformats.org/officeDocument/2006/relationships" r:embed="R95846e831f064a34"/>
                     <a:stretch>
                       <a:fillRect/>
                     </a:stretch>
@@ -4711,7 +4711,7 @@
                     <pic:cNvPicPr/>
                   </pic:nvPicPr>
                   <pic:blipFill>
-                    <a:blip xmlns:r="http://schemas.openxmlformats.org/officeDocument/2006/relationships" r:embed="R337082f760dc4efc"/>
+                    <a:blip xmlns:r="http://schemas.openxmlformats.org/officeDocument/2006/relationships" r:embed="Ra516561b343d46d9"/>
                     <a:stretch>
                       <a:fillRect/>
                     </a:stretch>
@@ -4867,7 +4867,7 @@
                     <pic:cNvPicPr/>
                   </pic:nvPicPr>
                   <pic:blipFill>
-                    <a:blip xmlns:r="http://schemas.openxmlformats.org/officeDocument/2006/relationships" r:embed="Recbefa8770e043b0"/>
+                    <a:blip xmlns:r="http://schemas.openxmlformats.org/officeDocument/2006/relationships" r:embed="R341e0354e06c4686"/>
                     <a:stretch>
                       <a:fillRect/>
                     </a:stretch>
@@ -5174,7 +5174,7 @@
                     <pic:cNvPicPr/>
                   </pic:nvPicPr>
                   <pic:blipFill>
-                    <a:blip xmlns:r="http://schemas.openxmlformats.org/officeDocument/2006/relationships" r:embed="R0ec9af0800644246"/>
+                    <a:blip xmlns:r="http://schemas.openxmlformats.org/officeDocument/2006/relationships" r:embed="Rdab3e394c16242dc"/>
                     <a:stretch>
                       <a:fillRect/>
                     </a:stretch>
@@ -6253,7 +6253,7 @@
                     <pic:cNvPicPr/>
                   </pic:nvPicPr>
                   <pic:blipFill>
-                    <a:blip xmlns:r="http://schemas.openxmlformats.org/officeDocument/2006/relationships" r:embed="R545bd00ca39e4c80"/>
+                    <a:blip xmlns:r="http://schemas.openxmlformats.org/officeDocument/2006/relationships" r:embed="Re6751f4007a04903"/>
                     <a:stretch>
                       <a:fillRect/>
                     </a:stretch>
@@ -6541,7 +6541,7 @@
                     <pic:cNvPicPr/>
                   </pic:nvPicPr>
                   <pic:blipFill>
-                    <a:blip xmlns:r="http://schemas.openxmlformats.org/officeDocument/2006/relationships" r:embed="R5e15c4a92d8145df"/>
+                    <a:blip xmlns:r="http://schemas.openxmlformats.org/officeDocument/2006/relationships" r:embed="Rc81b80f36ade473b"/>
                     <a:stretch>
                       <a:fillRect/>
                     </a:stretch>
@@ -6916,7 +6916,7 @@
                     <pic:cNvPicPr/>
                   </pic:nvPicPr>
                   <pic:blipFill>
-                    <a:blip xmlns:r="http://schemas.openxmlformats.org/officeDocument/2006/relationships" r:embed="R95b08470ae3c4781"/>
+                    <a:blip xmlns:r="http://schemas.openxmlformats.org/officeDocument/2006/relationships" r:embed="Rf4f933cd216d4a4e"/>
                     <a:stretch>
                       <a:fillRect/>
                     </a:stretch>
@@ -7146,7 +7146,7 @@
                     <pic:cNvPicPr/>
                   </pic:nvPicPr>
                   <pic:blipFill>
-                    <a:blip xmlns:r="http://schemas.openxmlformats.org/officeDocument/2006/relationships" r:embed="R160701f0b9c94e7a"/>
+                    <a:blip xmlns:r="http://schemas.openxmlformats.org/officeDocument/2006/relationships" r:embed="R74e871f546b14355"/>
                     <a:stretch>
                       <a:fillRect/>
                     </a:stretch>
@@ -7419,7 +7419,7 @@
                     <pic:cNvPicPr/>
                   </pic:nvPicPr>
                   <pic:blipFill>
-                    <a:blip xmlns:r="http://schemas.openxmlformats.org/officeDocument/2006/relationships" r:embed="Rd1a8b5465dbc4b13"/>
+                    <a:blip xmlns:r="http://schemas.openxmlformats.org/officeDocument/2006/relationships" r:embed="Rcd0596648686487f"/>
                     <a:stretch>
                       <a:fillRect/>
                     </a:stretch>
@@ -7485,7 +7485,7 @@
                     <pic:cNvPicPr/>
                   </pic:nvPicPr>
                   <pic:blipFill>
-                    <a:blip xmlns:r="http://schemas.openxmlformats.org/officeDocument/2006/relationships" r:embed="R0366e2c60f6e4643"/>
+                    <a:blip xmlns:r="http://schemas.openxmlformats.org/officeDocument/2006/relationships" r:embed="R396d372e315a4aa2"/>
                     <a:stretch>
                       <a:fillRect/>
                     </a:stretch>
@@ -7825,7 +7825,7 @@
                     <pic:cNvPicPr/>
                   </pic:nvPicPr>
                   <pic:blipFill>
-                    <a:blip xmlns:r="http://schemas.openxmlformats.org/officeDocument/2006/relationships" r:embed="R1e4cb4efb1ca4aae"/>
+                    <a:blip xmlns:r="http://schemas.openxmlformats.org/officeDocument/2006/relationships" r:embed="R105ec828cbe94c46"/>
                     <a:stretch>
                       <a:fillRect/>
                     </a:stretch>
@@ -7924,7 +7924,7 @@
                     <pic:cNvPicPr/>
                   </pic:nvPicPr>
                   <pic:blipFill>
-                    <a:blip xmlns:r="http://schemas.openxmlformats.org/officeDocument/2006/relationships" r:embed="R19d95d4ccafa40ea"/>
+                    <a:blip xmlns:r="http://schemas.openxmlformats.org/officeDocument/2006/relationships" r:embed="R985e783781fe4574"/>
                     <a:stretch>
                       <a:fillRect/>
                     </a:stretch>
@@ -8095,7 +8095,7 @@
                     <pic:cNvPicPr/>
                   </pic:nvPicPr>
                   <pic:blipFill>
-                    <a:blip xmlns:r="http://schemas.openxmlformats.org/officeDocument/2006/relationships" r:embed="R4c68ffa3ea314088"/>
+                    <a:blip xmlns:r="http://schemas.openxmlformats.org/officeDocument/2006/relationships" r:embed="Ra3655a92e35e45dc"/>
                     <a:stretch>
                       <a:fillRect/>
                     </a:stretch>
@@ -8547,7 +8547,7 @@
                     <pic:cNvPicPr/>
                   </pic:nvPicPr>
                   <pic:blipFill>
-                    <a:blip xmlns:r="http://schemas.openxmlformats.org/officeDocument/2006/relationships" r:embed="R0b0ba6f2702c4c7f"/>
+                    <a:blip xmlns:r="http://schemas.openxmlformats.org/officeDocument/2006/relationships" r:embed="R7b257bba0ee449e0"/>
                     <a:stretch>
                       <a:fillRect/>
                     </a:stretch>
@@ -8670,7 +8670,7 @@
                     <pic:cNvPicPr/>
                   </pic:nvPicPr>
                   <pic:blipFill>
-                    <a:blip xmlns:r="http://schemas.openxmlformats.org/officeDocument/2006/relationships" r:embed="Rbf35df20463e4e6c"/>
+                    <a:blip xmlns:r="http://schemas.openxmlformats.org/officeDocument/2006/relationships" r:embed="R213b53d5c2ec400b"/>
                     <a:stretch>
                       <a:fillRect/>
                     </a:stretch>
@@ -8965,7 +8965,7 @@
                     <pic:cNvPicPr/>
                   </pic:nvPicPr>
                   <pic:blipFill>
-                    <a:blip xmlns:r="http://schemas.openxmlformats.org/officeDocument/2006/relationships" r:embed="R0770a56a26174ff9"/>
+                    <a:blip xmlns:r="http://schemas.openxmlformats.org/officeDocument/2006/relationships" r:embed="R4b5525cec3c94ee6"/>
                     <a:stretch>
                       <a:fillRect/>
                     </a:stretch>
@@ -9228,7 +9228,7 @@
                     <pic:cNvPicPr/>
                   </pic:nvPicPr>
                   <pic:blipFill>
-                    <a:blip xmlns:r="http://schemas.openxmlformats.org/officeDocument/2006/relationships" r:embed="R156e2001114c4914"/>
+                    <a:blip xmlns:r="http://schemas.openxmlformats.org/officeDocument/2006/relationships" r:embed="R9d98d8d388034c7b"/>
                     <a:stretch>
                       <a:fillRect/>
                     </a:stretch>
@@ -9435,7 +9435,7 @@
                     <pic:cNvPicPr/>
                   </pic:nvPicPr>
                   <pic:blipFill>
-                    <a:blip xmlns:r="http://schemas.openxmlformats.org/officeDocument/2006/relationships" r:embed="R28b4d94a8c7440b5"/>
+                    <a:blip xmlns:r="http://schemas.openxmlformats.org/officeDocument/2006/relationships" r:embed="R8d8f215743d84fc3"/>
                     <a:stretch>
                       <a:fillRect/>
                     </a:stretch>
@@ -9534,7 +9534,7 @@
                     <pic:cNvPicPr/>
                   </pic:nvPicPr>
                   <pic:blipFill>
-                    <a:blip xmlns:r="http://schemas.openxmlformats.org/officeDocument/2006/relationships" r:embed="R6fbaf6712a014d46"/>
+                    <a:blip xmlns:r="http://schemas.openxmlformats.org/officeDocument/2006/relationships" r:embed="R2e9f1b271cde4881"/>
                     <a:stretch>
                       <a:fillRect/>
                     </a:stretch>
@@ -10898,7 +10898,7 @@
                     <pic:cNvPicPr/>
                   </pic:nvPicPr>
                   <pic:blipFill>
-                    <a:blip xmlns:r="http://schemas.openxmlformats.org/officeDocument/2006/relationships" r:embed="Rd44f3e4ba1d542e8"/>
+                    <a:blip xmlns:r="http://schemas.openxmlformats.org/officeDocument/2006/relationships" r:embed="R41a041f98e694d68"/>
                     <a:stretch>
                       <a:fillRect/>
                     </a:stretch>
@@ -11859,7 +11859,7 @@
                     <pic:cNvPicPr/>
                   </pic:nvPicPr>
                   <pic:blipFill>
-                    <a:blip xmlns:r="http://schemas.openxmlformats.org/officeDocument/2006/relationships" r:embed="Rf336d5a07cf94cfe"/>
+                    <a:blip xmlns:r="http://schemas.openxmlformats.org/officeDocument/2006/relationships" r:embed="R37656d0e981f4484"/>
                     <a:stretch>
                       <a:fillRect/>
                     </a:stretch>
@@ -12211,7 +12211,7 @@
                     <pic:cNvPicPr/>
                   </pic:nvPicPr>
                   <pic:blipFill>
-                    <a:blip xmlns:r="http://schemas.openxmlformats.org/officeDocument/2006/relationships" r:embed="Rd93cd35ba92448dd"/>
+                    <a:blip xmlns:r="http://schemas.openxmlformats.org/officeDocument/2006/relationships" r:embed="R7dd7876e42034e95"/>
                     <a:stretch>
                       <a:fillRect/>
                     </a:stretch>
@@ -12671,7 +12671,69 @@
         <w:pStyle w:val="BodyText"/>
       </w:pPr>
       <w:r>
-        <w:t xml:space="preserve">Ошибка внутри плагина не закрывает редактор — она показывается как предупреждение.</w:t>
+        <w:t xml:space="preserve">Плагин кладётся прямо в </w:t>
+      </w:r>
+      <w:r>
+        <w:rPr>
+          <w:rStyle w:val="CodeChar"/>
+        </w:rPr>
+        <w:t xml:space="preserve">plugins</w:t>
+      </w:r>
+      <w:r>
+        <w:t xml:space="preserve"> или в свою подпапку с тем же именем (</w:t>
+      </w:r>
+      <w:r>
+        <w:rPr>
+          <w:rStyle w:val="CodeChar"/>
+        </w:rPr>
+        <w:t xml:space="preserve">plugins/CompanyRules/CompanyRules.dll</w:t>
+      </w:r>
+      <w:r>
+        <w:t xml:space="preserve">) — тогда рядом лежат и его зависимости. Ошибка внутри плагина не закрывает редактор — она показывается как предупреждение. Что загрузилось и что нет — в окне </w:t>
+      </w:r>
+      <w:r>
+        <w:rPr>
+          <w:rStyle w:val="UiControl"/>
+        </w:rPr>
+        <w:t xml:space="preserve">Справка</w:t>
+      </w:r>
+      <w:r>
+        <w:t xml:space="preserve"> → </w:t>
+      </w:r>
+      <w:r>
+        <w:rPr>
+          <w:rStyle w:val="UiControl"/>
+        </w:rPr>
+        <w:t xml:space="preserve">Плагины…</w:t>
+      </w:r>
+      <w:r>
+        <w:t xml:space="preserve">.</w:t>
+      </w:r>
+    </w:p>
+    <w:p>
+      <w:pPr>
+        <w:pStyle w:val="BodyText"/>
+      </w:pPr>
+      <w:r>
+        <w:t xml:space="preserve">Как написать свой плагин — отдельное руководство «Создание плагинов DITA Studio» (</w:t>
+      </w:r>
+      <w:r>
+        <w:rPr>
+          <w:rStyle w:val="CodeChar"/>
+        </w:rPr>
+        <w:t xml:space="preserve">docs/guides/DitaStudio-Plugin-Guide.pdf</w:t>
+      </w:r>
+      <w:r>
+        <w:t xml:space="preserve">); пример всех трёх видов — </w:t>
+      </w:r>
+      <w:r>
+        <w:rPr>
+          <w:rStyle w:val="CodeChar"/>
+        </w:rPr>
+        <w:t xml:space="preserve">samples/plugins/DitaStudio.SamplePlugins</w:t>
+      </w:r>
+      <w:r>
+        <w:t xml:space="preserve">.</w:t>
       </w:r>
     </w:p>
     <w:p>
@@ -12720,7 +12782,7 @@
                     <pic:cNvPicPr/>
                   </pic:nvPicPr>
                   <pic:blipFill>
-                    <a:blip xmlns:r="http://schemas.openxmlformats.org/officeDocument/2006/relationships" r:embed="R586fd15d53064738"/>
+                    <a:blip xmlns:r="http://schemas.openxmlformats.org/officeDocument/2006/relationships" r:embed="Rb244031967824d55"/>
                     <a:stretch>
                       <a:fillRect/>
                     </a:stretch>
@@ -16812,10 +16874,10 @@
       </w:r>
     </w:p>
     <w:sectPr>
-      <w:headerReference xmlns:r="http://schemas.openxmlformats.org/officeDocument/2006/relationships" w:type="default" r:id="R10ecdc7de876460f"/>
-      <w:headerReference xmlns:r="http://schemas.openxmlformats.org/officeDocument/2006/relationships" w:type="first" r:id="R0c5a0dbda634438c"/>
-      <w:footerReference xmlns:r="http://schemas.openxmlformats.org/officeDocument/2006/relationships" w:type="default" r:id="Re9a32ef7856b4713"/>
-      <w:footerReference xmlns:r="http://schemas.openxmlformats.org/officeDocument/2006/relationships" w:type="first" r:id="Ra2cbf4ed214d4d27"/>
+      <w:headerReference xmlns:r="http://schemas.openxmlformats.org/officeDocument/2006/relationships" w:type="default" r:id="Rbec3ef5e48e6482b"/>
+      <w:headerReference xmlns:r="http://schemas.openxmlformats.org/officeDocument/2006/relationships" w:type="first" r:id="R3896127c8ea64e5a"/>
+      <w:footerReference xmlns:r="http://schemas.openxmlformats.org/officeDocument/2006/relationships" w:type="default" r:id="R96781c4a003e4f75"/>
+      <w:footerReference xmlns:r="http://schemas.openxmlformats.org/officeDocument/2006/relationships" w:type="first" r:id="Rf3744046dfa14f29"/>
       <w:pgSz w:w="11906" w:h="16838"/>
       <w:pgMar w:top="1134" w:right="850" w:bottom="1134" w:left="1417" w:header="567" w:footer="567" w:gutter="0"/>
       <w:titlePg/>
